--- a/9.16媒体信息摘报.docx
+++ b/9.16媒体信息摘报.docx
@@ -110,6 +110,20 @@
           <w:sz w:val="32"/>
         </w:rPr>
         <w:t>四是实施"十镇、百点、千人"富民计划。依托朵爱鞋业在10个乡镇设立100个村级富民工坊、吸纳1000名灵活就业人员，实现兴企、强镇、兴村、富民良性循环，全市已建成"共富工坊"近50个。</w:t>
+      </w:r>
+    </w:p>
+    <w:p>
+      <w:pPr>
+        <w:spacing w:lineRule="exact" w:line="560"/>
+        <w:ind w:firstLine="640"/>
+      </w:pPr>
+      <w:r>
+        <w:rPr>
+          <w:rFonts w:ascii="仿宋_GB2312" w:hAnsi="仿宋_GB2312" w:eastAsia="仿宋_GB2312"/>
+          <w:b w:val="0"/>
+          <w:sz w:val="32"/>
+        </w:rPr>
+        <w:t>五是强化园区服务保障。由园区组建项目服务专班，跟进企业手续办理与建设推进，推动优质项目如期竣工投产，为乡镇共建园区提供支撑。</w:t>
       </w:r>
     </w:p>
     <w:p>
@@ -353,7 +367,7 @@
           <w:b w:val="0"/>
           <w:sz w:val="32"/>
         </w:rPr>
-        <w:t>二是推动企业从小切口切入真实产线。以无人挖掘机为例，从港口相对规整的装卸作业起步，先远程控制、再到部分场景半自主施工，每前进一步对应一个具体场景的突破。</w:t>
+        <w:t>二是推动企业从小切口切入真实产线。以无人挖掘机为例，从港口相对规整的装卸作业起步，先远程控制、再到部分场景半自主施工。</w:t>
       </w:r>
     </w:p>
     <w:p>
@@ -510,7 +524,7 @@
           <w:b w:val="0"/>
           <w:sz w:val="32"/>
         </w:rPr>
-        <w:t>三是把监督哨设到产业链上。县纪委监委搭建诉求直达通道，针对企业产能缺口、本地配套协作等难题下发工作提示函，压实发展改革、工信、园区管委会等部门责任，划定整改时限、细化任务台账；对生物医药、康养文旅等特色产业开展营商环境专项监督，聚焦项目落地、要素保障、供需对接、惠企政策兑现四大关键环节。</w:t>
+        <w:t>三是把监督哨设到产业链上。县纪委监委搭建诉求直达通道，针对企业产能缺口、配套协作难题下发工作提示函，压实部门责任、划定整改时限、细化任务台账；对生物医药、康养文旅等特色产业开展营商环境专项监督，聚焦项目落地、要素保障、供需对接、惠企政策兑现四大关键环节。</w:t>
       </w:r>
     </w:p>
     <w:p>
@@ -538,7 +552,7 @@
           <w:b w:val="0"/>
           <w:sz w:val="32"/>
         </w:rPr>
-        <w:t>五是推进流程再造。大力推行"验登合一"改革，把权籍调查、测绘落宗前置到施工收尾阶段；落实首席服务专员制度，对重大项目实行从签约、选址、建设到投产的全生命周期包联服务，推行告知承诺制、容缺受理、并联审批；编制《"一码导航"政策汇编》，公布60余项"免申即享"政策，发布两批"立等可取"事项清单累计214项，覆盖8个领域。</w:t>
+        <w:t>五是推进流程再造。大力推行"验登合一"改革，把权籍调查、测绘落宗前置到施工收尾阶段；落实首席服务专员制度，对重大项目实行从签约、选址、建设到投产的全生命周期包联服务；编制《"一码导航"政策汇编》，公布60余项"免申即享"政策，发布两批"立等可取"事项清单累计214项。</w:t>
       </w:r>
     </w:p>
     <w:p>
@@ -681,7 +695,7 @@
           <w:b w:val="0"/>
           <w:sz w:val="32"/>
         </w:rPr>
-        <w:t>五是开展"访企业送政策听诉求解难题促发展"主题活动，全面摸排企业发展实情，建立企业诉求问题交办机制，分类完善企业服务清单，开展闭环式办理服务，确保企业诉求事事有回应、件件有着落。</w:t>
+        <w:t>五是开展"访企业送政策听诉求解难题促发展"主题活动，全面摸排企业发展实情，建立企业诉求问题交办机制，分类完善企业服务清单，开展闭环式办理服务。</w:t>
       </w:r>
     </w:p>
     <w:p>

--- a/9.16媒体信息摘报.docx
+++ b/9.16媒体信息摘报.docx
@@ -538,7 +538,7 @@
           <w:b w:val="0"/>
           <w:sz w:val="32"/>
         </w:rPr>
-        <w:t>四是窗口既接件也"吹哨"。将政务服务中心综合窗口和惠企服务专区人员纳入专员队伍，记录企业反映的流程堵点、材料难点并推送相关审批部门，推动住建、自然资源、水务等部门整合分散验收环节，实行一次申请、统一踏勘、并联审批。</w:t>
+        <w:t>四是窗口既接件也"吹哨"。将政务服务中心综合窗口和惠企服务专区人员纳入专员队伍，记录企业反映的流程堵点、材料难点并推送审批部门，推动住建、自然资源、水务等部门整合分散验收环节，实行一次申请、统一踏勘、并联审批。</w:t>
       </w:r>
     </w:p>
     <w:p>
@@ -552,7 +552,7 @@
           <w:b w:val="0"/>
           <w:sz w:val="32"/>
         </w:rPr>
-        <w:t>五是推进流程再造。大力推行"验登合一"改革，把权籍调查、测绘落宗前置到施工收尾阶段；落实首席服务专员制度，对重大项目实行从签约、选址、建设到投产的全生命周期包联服务；编制《"一码导航"政策汇编》，公布60余项"免申即享"政策，发布两批"立等可取"事项清单累计214项。</w:t>
+        <w:t>五是推进流程再造。推行"验登合一"改革，把权籍调查、测绘落宗前置到施工收尾阶段；落实首席服务专员制度，对重大项目实行从签约、选址、建设到投产的全生命周期包联服务；编制《"一码导航"政策汇编》，公布60余项"免申即享"政策，发布两批"立等可取"事项清单累计214项。</w:t>
       </w:r>
     </w:p>
     <w:p>
